--- a/Getaran-Mekanik/Exam/UAS_Getaran_Mekanik_-_Dedik.docx
+++ b/Getaran-Mekanik/Exam/UAS_Getaran_Mekanik_-_Dedik.docx
@@ -1643,6 +1643,7 @@
                 <w:tab w:val="left" w:pos="1620"/>
               </w:tabs>
               <w:spacing w:after="0"/>
+              <w:jc w:val="center"/>
               <w:rPr>
                 <w:rFonts w:ascii="Times New Roman" w:eastAsia="Arial" w:hAnsi="Times New Roman"/>
                 <w:color w:val="808080"/>
@@ -1651,6 +1652,40 @@
                 <w:lang w:val="id-ID"/>
               </w:rPr>
             </w:pPr>
+            <w:r>
+              <w:drawing>
+                <wp:inline xmlns:a="http://schemas.openxmlformats.org/drawingml/2006/main" xmlns:pic="http://schemas.openxmlformats.org/drawingml/2006/picture">
+                  <wp:extent cx="1080000" cy="959743"/>
+                  <wp:docPr id="308" name="Picture 308"/>
+                  <wp:cNvGraphicFramePr>
+                    <a:graphicFrameLocks noChangeAspect="1"/>
+                  </wp:cNvGraphicFramePr>
+                  <a:graphic>
+                    <a:graphicData uri="http://schemas.openxmlformats.org/drawingml/2006/picture">
+                      <pic:pic>
+                        <pic:nvPicPr>
+                          <pic:cNvPr id="0" name="sig_dosen_pengemban.png"/>
+                          <pic:cNvPicPr/>
+                        </pic:nvPicPr>
+                        <pic:blipFill>
+                          <a:blip r:embed="rId10"/>
+                          <a:stretch>
+                            <a:fillRect/>
+                          </a:stretch>
+                        </pic:blipFill>
+                        <pic:spPr>
+                          <a:xfrm>
+                            <a:off x="0" y="0"/>
+                            <a:ext cx="1080000" cy="959743"/>
+                          </a:xfrm>
+                          <a:prstGeom prst="rect"/>
+                        </pic:spPr>
+                      </pic:pic>
+                    </a:graphicData>
+                  </a:graphic>
+                </wp:inline>
+              </w:drawing>
+            </w:r>
           </w:p>
           <w:p>
             <w:pPr>
@@ -1667,7 +1702,22 @@
                 <w:lang w:val="id-ID"/>
               </w:rPr>
             </w:pPr>
-          </w:p>
+            <w:r>
+              <w:rPr>
+                <w:rFonts w:ascii="Times New Roman" w:eastAsia="Arial" w:hAnsi="Times New Roman"/>
+                <w:color w:val="000000" w:themeColor="text1"/>
+                <w:sz w:val="18"/>
+                <w:szCs w:val="18"/>
+                <w:lang w:val="id-ID"/>
+              </w:rPr>
+              <w:t xml:space="preserve">Dedik Romahadi, ST., M.Sc </w:t>
+            </w:r>
+          </w:p>
+        </w:tc>
+        <w:tc>
+          <w:tcPr>
+            <w:tcW w:w="4977" w:type="dxa"/>
+          </w:tcPr>
           <w:p>
             <w:pPr>
               <w:tabs>
@@ -1684,165 +1734,39 @@
               </w:rPr>
             </w:pPr>
             <w:r>
-              <w:rPr>
-                <w:rFonts w:ascii="Times New Roman" w:eastAsia="Arial" w:hAnsi="Times New Roman"/>
-                <w:color w:val="808080"/>
-                <w:sz w:val="18"/>
-                <w:szCs w:val="18"/>
-                <w:lang w:val="id-ID"/>
-              </w:rPr>
-              <w:t>Tanda Tangan</w:t>
-            </w:r>
-          </w:p>
-          <w:p>
-            <w:pPr>
-              <w:tabs>
-                <w:tab w:val="left" w:pos="1620"/>
-              </w:tabs>
-              <w:spacing w:after="0"/>
-              <w:rPr>
-                <w:rFonts w:ascii="Times New Roman" w:eastAsia="Arial" w:hAnsi="Times New Roman"/>
-                <w:color w:val="808080"/>
-                <w:sz w:val="18"/>
-                <w:szCs w:val="18"/>
-                <w:lang w:val="id-ID"/>
-              </w:rPr>
-            </w:pPr>
-          </w:p>
-          <w:p>
-            <w:pPr>
-              <w:tabs>
-                <w:tab w:val="left" w:pos="1620"/>
-              </w:tabs>
-              <w:spacing w:after="0"/>
-              <w:jc w:val="center"/>
-              <w:rPr>
-                <w:rFonts w:ascii="Times New Roman" w:eastAsia="Arial" w:hAnsi="Times New Roman"/>
-                <w:color w:val="808080"/>
-                <w:sz w:val="18"/>
-                <w:szCs w:val="18"/>
-                <w:lang w:val="id-ID"/>
-              </w:rPr>
-            </w:pPr>
-          </w:p>
-          <w:p>
-            <w:pPr>
-              <w:tabs>
-                <w:tab w:val="left" w:pos="1620"/>
-              </w:tabs>
-              <w:spacing w:after="0"/>
-              <w:jc w:val="center"/>
-              <w:rPr>
-                <w:rFonts w:ascii="Times New Roman" w:eastAsia="Arial" w:hAnsi="Times New Roman"/>
-                <w:color w:val="808080"/>
-                <w:sz w:val="18"/>
-                <w:szCs w:val="18"/>
-                <w:lang w:val="id-ID"/>
-              </w:rPr>
-            </w:pPr>
-            <w:r>
-              <w:rPr>
-                <w:rFonts w:ascii="Times New Roman" w:eastAsia="Arial" w:hAnsi="Times New Roman"/>
-                <w:color w:val="000000" w:themeColor="text1"/>
-                <w:sz w:val="18"/>
-                <w:szCs w:val="18"/>
-                <w:lang w:val="id-ID"/>
-              </w:rPr>
-              <w:t xml:space="preserve">Dedik Romahadi, ST., M.Sc </w:t>
-            </w:r>
-          </w:p>
-        </w:tc>
-        <w:tc>
-          <w:tcPr>
-            <w:tcW w:w="4977" w:type="dxa"/>
-          </w:tcPr>
-          <w:p>
-            <w:pPr>
-              <w:tabs>
-                <w:tab w:val="left" w:pos="1620"/>
-              </w:tabs>
-              <w:spacing w:after="0"/>
-              <w:rPr>
-                <w:rFonts w:ascii="Times New Roman" w:eastAsia="Arial" w:hAnsi="Times New Roman"/>
-                <w:color w:val="808080"/>
-                <w:sz w:val="18"/>
-                <w:szCs w:val="18"/>
-                <w:lang w:val="id-ID"/>
-              </w:rPr>
-            </w:pPr>
-          </w:p>
-          <w:p>
-            <w:pPr>
-              <w:tabs>
-                <w:tab w:val="left" w:pos="1620"/>
-              </w:tabs>
-              <w:spacing w:after="0"/>
-              <w:jc w:val="center"/>
-              <w:rPr>
-                <w:rFonts w:ascii="Times New Roman" w:eastAsia="Arial" w:hAnsi="Times New Roman"/>
-                <w:color w:val="808080"/>
-                <w:sz w:val="18"/>
-                <w:szCs w:val="18"/>
-                <w:lang w:val="id-ID"/>
-              </w:rPr>
-            </w:pPr>
-          </w:p>
-          <w:p>
-            <w:pPr>
-              <w:tabs>
-                <w:tab w:val="left" w:pos="1620"/>
-              </w:tabs>
-              <w:spacing w:after="0"/>
-              <w:jc w:val="center"/>
-              <w:rPr>
-                <w:rFonts w:ascii="Times New Roman" w:eastAsia="Arial" w:hAnsi="Times New Roman"/>
-                <w:color w:val="808080"/>
-                <w:sz w:val="18"/>
-                <w:szCs w:val="18"/>
-                <w:lang w:val="id-ID"/>
-              </w:rPr>
-            </w:pPr>
-            <w:r>
-              <w:rPr>
-                <w:rFonts w:ascii="Times New Roman" w:eastAsia="Arial" w:hAnsi="Times New Roman"/>
-                <w:color w:val="808080"/>
-                <w:sz w:val="18"/>
-                <w:szCs w:val="18"/>
-                <w:lang w:val="id-ID"/>
-              </w:rPr>
-              <w:t>Tanda Tangan</w:t>
-            </w:r>
-          </w:p>
-          <w:p>
-            <w:pPr>
-              <w:tabs>
-                <w:tab w:val="left" w:pos="1620"/>
-              </w:tabs>
-              <w:spacing w:after="0"/>
-              <w:rPr>
-                <w:rFonts w:ascii="Times New Roman" w:eastAsia="Arial" w:hAnsi="Times New Roman"/>
-                <w:color w:val="808080"/>
-                <w:sz w:val="18"/>
-                <w:szCs w:val="18"/>
-                <w:lang w:val="id-ID"/>
-              </w:rPr>
-            </w:pPr>
-          </w:p>
-          <w:p>
-            <w:pPr>
-              <w:tabs>
-                <w:tab w:val="left" w:pos="1620"/>
-              </w:tabs>
-              <w:spacing w:after="0"/>
-              <w:jc w:val="center"/>
-              <w:rPr>
-                <w:rFonts w:ascii="Times New Roman" w:eastAsia="Arial" w:hAnsi="Times New Roman"/>
-                <w:color w:val="808080"/>
-                <w:sz w:val="18"/>
-                <w:szCs w:val="18"/>
-                <w:lang w:val="id-ID"/>
-              </w:rPr>
-            </w:pPr>
+              <w:drawing>
+                <wp:inline xmlns:a="http://schemas.openxmlformats.org/drawingml/2006/main" xmlns:pic="http://schemas.openxmlformats.org/drawingml/2006/picture">
+                  <wp:extent cx="1080000" cy="503339"/>
+                  <wp:docPr id="309" name="Picture 309"/>
+                  <wp:cNvGraphicFramePr>
+                    <a:graphicFrameLocks noChangeAspect="1"/>
+                  </wp:cNvGraphicFramePr>
+                  <a:graphic>
+                    <a:graphicData uri="http://schemas.openxmlformats.org/drawingml/2006/picture">
+                      <pic:pic>
+                        <pic:nvPicPr>
+                          <pic:cNvPr id="0" name="sig_ketua_prodi.png"/>
+                          <pic:cNvPicPr/>
+                        </pic:nvPicPr>
+                        <pic:blipFill>
+                          <a:blip r:embed="rId11"/>
+                          <a:stretch>
+                            <a:fillRect/>
+                          </a:stretch>
+                        </pic:blipFill>
+                        <pic:spPr>
+                          <a:xfrm>
+                            <a:off x="0" y="0"/>
+                            <a:ext cx="1080000" cy="503339"/>
+                          </a:xfrm>
+                          <a:prstGeom prst="rect"/>
+                        </pic:spPr>
+                      </pic:pic>
+                    </a:graphicData>
+                  </a:graphic>
+                </wp:inline>
+              </w:drawing>
+            </w:r>
           </w:p>
           <w:p>
             <w:pPr>

--- a/Getaran-Mekanik/Exam/UAS_Getaran_Mekanik_-_Dedik.docx
+++ b/Getaran-Mekanik/Exam/UAS_Getaran_Mekanik_-_Dedik.docx
@@ -1636,6 +1636,7 @@
         <w:tc>
           <w:tcPr>
             <w:tcW w:w="4380" w:type="dxa"/>
+            <w:vAlign w:val="bottom"/>
           </w:tcPr>
           <w:p>
             <w:pPr>
@@ -1717,6 +1718,7 @@
         <w:tc>
           <w:tcPr>
             <w:tcW w:w="4977" w:type="dxa"/>
+            <w:vAlign w:val="bottom"/>
           </w:tcPr>
           <w:p>
             <w:pPr>
@@ -1736,7 +1738,7 @@
             <w:r>
               <w:drawing>
                 <wp:inline xmlns:a="http://schemas.openxmlformats.org/drawingml/2006/main" xmlns:pic="http://schemas.openxmlformats.org/drawingml/2006/picture">
-                  <wp:extent cx="1080000" cy="503339"/>
+                  <wp:extent cx="1800000" cy="838898"/>
                   <wp:docPr id="309" name="Picture 309"/>
                   <wp:cNvGraphicFramePr>
                     <a:graphicFrameLocks noChangeAspect="1"/>
@@ -1757,7 +1759,7 @@
                         <pic:spPr>
                           <a:xfrm>
                             <a:off x="0" y="0"/>
-                            <a:ext cx="1080000" cy="503339"/>
+                            <a:ext cx="1800000" cy="838898"/>
                           </a:xfrm>
                           <a:prstGeom prst="rect"/>
                         </pic:spPr>

--- a/Getaran-Mekanik/Exam/UAS_Getaran_Mekanik_-_Dedik.docx
+++ b/Getaran-Mekanik/Exam/UAS_Getaran_Mekanik_-_Dedik.docx
@@ -2178,6 +2178,15 @@
               </w:rPr>
               <w:t xml:space="preserve"> (rad/s, 3 desimal). Tunjukkan substitusi nilai N Anda.</w:t>
             </w:r>
+            <w:r>
+              <w:rPr>
+                <w:rFonts w:ascii="Times New Roman" w:hAnsi="Times New Roman"/>
+                <w:sz w:val="20"/>
+                <w:szCs w:val="20"/>
+                <w:lang w:val="id-ID"/>
+              </w:rPr>
+              <w:t xml:space="preserve"> Perhatikan Gambar 1.</w:t>
+            </w:r>
           </w:p>
           <w:p>
             <w:pPr>
@@ -2226,6 +2235,18 @@
               </w:drawing>
             </w:r>
           </w:p>
+          <w:p>
+            <w:pPr>
+              <w:jc w:val="center"/>
+            </w:pPr>
+            <w:r>
+              <w:rPr>
+                <w:i/>
+                <w:sz w:val="18"/>
+              </w:rPr>
+              <w:t xml:space="preserve">Gambar 1.</w:t>
+            </w:r>
+          </w:p>
         </w:tc>
         <w:tc>
           <w:tcPr>
@@ -2510,6 +2531,15 @@
                 <w:lang w:val="id-ID"/>
               </w:rPr>
               <w:t xml:space="preserve"> dalam rad/s (2 desimal).</w:t>
+            </w:r>
+            <w:r>
+              <w:rPr>
+                <w:rFonts w:ascii="Times New Roman" w:hAnsi="Times New Roman"/>
+                <w:sz w:val="20"/>
+                <w:szCs w:val="20"/>
+                <w:lang w:val="id-ID"/>
+              </w:rPr>
+              <w:t xml:space="preserve"> Perhatikan Gambar 2.</w:t>
             </w:r>
           </w:p>
           <w:p>
@@ -2559,6 +2589,18 @@
               </w:drawing>
             </w:r>
           </w:p>
+          <w:p>
+            <w:pPr>
+              <w:jc w:val="center"/>
+            </w:pPr>
+            <w:r>
+              <w:rPr>
+                <w:i/>
+                <w:sz w:val="18"/>
+              </w:rPr>
+              <w:t xml:space="preserve">Gambar 2.</w:t>
+            </w:r>
+          </w:p>
         </w:tc>
         <w:tc>
           <w:tcPr>
@@ -3036,6 +3078,15 @@
                 <w:lang w:val="id-ID"/>
               </w:rPr>
               <w:t>.</w:t>
+            </w:r>
+            <w:r>
+              <w:rPr>
+                <w:rFonts w:ascii="Times New Roman" w:hAnsi="Times New Roman"/>
+                <w:sz w:val="20"/>
+                <w:szCs w:val="20"/>
+                <w:lang w:val="id-ID"/>
+              </w:rPr>
+              <w:t xml:space="preserve"> Perhatikan Gambar 3.</w:t>
             </w:r>
           </w:p>
           <w:p>
@@ -3085,6 +3136,18 @@
               </w:drawing>
             </w:r>
           </w:p>
+          <w:p>
+            <w:pPr>
+              <w:jc w:val="center"/>
+            </w:pPr>
+            <w:r>
+              <w:rPr>
+                <w:i/>
+                <w:sz w:val="18"/>
+              </w:rPr>
+              <w:t xml:space="preserve">Gambar 3.</w:t>
+            </w:r>
+          </w:p>
         </w:tc>
         <w:tc>
           <w:tcPr>
@@ -3818,6 +3881,15 @@
                 <w:lang w:val="id-ID"/>
               </w:rPr>
               <w:t xml:space="preserve"> untuk nilai Anda dan sebutkan tindakan yang diperlukan pada zona tersebut.</w:t>
+            </w:r>
+            <w:r>
+              <w:rPr>
+                <w:rFonts w:ascii="Times New Roman" w:hAnsi="Times New Roman"/>
+                <w:sz w:val="20"/>
+                <w:szCs w:val="20"/>
+                <w:lang w:val="id-ID"/>
+              </w:rPr>
+              <w:t xml:space="preserve"> Perhatikan Gambar 4.</w:t>
             </w:r>
           </w:p>
           <w:p>
@@ -3867,6 +3939,18 @@
               </w:drawing>
             </w:r>
           </w:p>
+          <w:p>
+            <w:pPr>
+              <w:jc w:val="center"/>
+            </w:pPr>
+            <w:r>
+              <w:rPr>
+                <w:i/>
+                <w:sz w:val="18"/>
+              </w:rPr>
+              <w:t xml:space="preserve">Gambar 4.</w:t>
+            </w:r>
+          </w:p>
         </w:tc>
         <w:tc>
           <w:tcPr>
@@ -4793,6 +4877,15 @@
                 <w:lang w:val="id-ID"/>
               </w:rPr>
               <w:t xml:space="preserve"> (tanpa normalisasi, integer ≈ A·N_samples/2) menggunakan np.fft.rfft.</w:t>
+            </w:r>
+            <w:r>
+              <w:rPr>
+                <w:rFonts w:ascii="Times New Roman" w:hAnsi="Times New Roman"/>
+                <w:sz w:val="20"/>
+                <w:szCs w:val="20"/>
+                <w:lang w:val="id-ID"/>
+              </w:rPr>
+              <w:t xml:space="preserve"> Perhatikan Gambar 5.</w:t>
             </w:r>
           </w:p>
           <w:p>
@@ -4842,6 +4935,18 @@
               </w:drawing>
             </w:r>
           </w:p>
+          <w:p>
+            <w:pPr>
+              <w:jc w:val="center"/>
+            </w:pPr>
+            <w:r>
+              <w:rPr>
+                <w:i/>
+                <w:sz w:val="18"/>
+              </w:rPr>
+              <w:t xml:space="preserve">Gambar 5.</w:t>
+            </w:r>
+          </w:p>
         </w:tc>
         <w:tc>
           <w:tcPr>
@@ -5675,6 +5780,15 @@
                 <w:lang w:val="id-ID"/>
               </w:rPr>
               <w:t xml:space="preserve"> dalam Hz (3 desimal).</w:t>
+            </w:r>
+            <w:r>
+              <w:rPr>
+                <w:rFonts w:ascii="Times New Roman" w:hAnsi="Times New Roman"/>
+                <w:sz w:val="20"/>
+                <w:szCs w:val="20"/>
+                <w:lang w:val="id-ID"/>
+              </w:rPr>
+              <w:t xml:space="preserve"> Perhatikan Gambar 6.</w:t>
             </w:r>
           </w:p>
           <w:p>
@@ -5724,6 +5838,18 @@
               </w:drawing>
             </w:r>
           </w:p>
+          <w:p>
+            <w:pPr>
+              <w:jc w:val="center"/>
+            </w:pPr>
+            <w:r>
+              <w:rPr>
+                <w:i/>
+                <w:sz w:val="18"/>
+              </w:rPr>
+              <w:t xml:space="preserve">Gambar 6.</w:t>
+            </w:r>
+          </w:p>
         </w:tc>
         <w:tc>
           <w:tcPr>
@@ -6008,6 +6134,15 @@
                 <w:lang w:val="id-ID"/>
               </w:rPr>
               <w:t xml:space="preserve"> dalam bulan (2 desimal).</w:t>
+            </w:r>
+            <w:r>
+              <w:rPr>
+                <w:rFonts w:ascii="Times New Roman" w:hAnsi="Times New Roman"/>
+                <w:sz w:val="20"/>
+                <w:szCs w:val="20"/>
+                <w:lang w:val="id-ID"/>
+              </w:rPr>
+              <w:t xml:space="preserve"> Perhatikan Gambar 7.</w:t>
             </w:r>
           </w:p>
           <w:p>
@@ -6055,6 +6190,18 @@
                   </a:graphic>
                 </wp:inline>
               </w:drawing>
+            </w:r>
+          </w:p>
+          <w:p>
+            <w:pPr>
+              <w:jc w:val="center"/>
+            </w:pPr>
+            <w:r>
+              <w:rPr>
+                <w:i/>
+                <w:sz w:val="18"/>
+              </w:rPr>
+              <w:t xml:space="preserve">Gambar 7.</w:t>
             </w:r>
           </w:p>
         </w:tc>

--- a/Getaran-Mekanik/Exam/UAS_Getaran_Mekanik_-_Dedik.docx
+++ b/Getaran-Mekanik/Exam/UAS_Getaran_Mekanik_-_Dedik.docx
@@ -2107,7 +2107,41 @@
                 <w:szCs w:val="20"/>
                 <w:lang w:val="id-ID"/>
               </w:rPr>
-              <w:t>ω_target = 50 rad/s</w:t>
+              <w:t xml:space="preserve"/>
+            </w:r>
+            <w:r>
+              <w:rPr>
+                <w:rFonts w:ascii="Times New Roman" w:hAnsi="Times New Roman"/>
+                <w:b/>
+                <w:bCs/>
+                <w:sz w:val="20"/>
+                <w:szCs w:val="20"/>
+                <w:lang w:val="id-ID"/>
+              </w:rPr>
+              <w:t xml:space="preserve">ω</w:t>
+            </w:r>
+            <w:r>
+              <w:rPr>
+                <w:rFonts w:ascii="Times New Roman" w:hAnsi="Times New Roman"/>
+                <w:b/>
+                <w:bCs/>
+                <w:sz w:val="20"/>
+                <w:szCs w:val="20"/>
+                <w:lang w:val="id-ID"/>
+                <w:vertAlign w:val="subscript"/>
+              </w:rPr>
+              <w:t xml:space="preserve">target</w:t>
+            </w:r>
+            <w:r>
+              <w:rPr>
+                <w:rFonts w:ascii="Times New Roman" w:hAnsi="Times New Roman"/>
+                <w:b/>
+                <w:bCs/>
+                <w:sz w:val="20"/>
+                <w:szCs w:val="20"/>
+                <w:lang w:val="id-ID"/>
+              </w:rPr>
+              <w:t xml:space="preserve"> = 50 rad/s</w:t>
             </w:r>
             <w:r>
               <w:rPr>
@@ -2167,7 +2201,75 @@
                 <w:szCs w:val="20"/>
                 <w:lang w:val="id-ID"/>
               </w:rPr>
-              <w:t>frekuensi tuning optimal Den Hartog ω_a* = ω_target/(1+μ)</w:t>
+              <w:t xml:space="preserve">frekuensi tuning optimal Den Hartog </w:t>
+            </w:r>
+            <w:r>
+              <w:rPr>
+                <w:rFonts w:ascii="Times New Roman" w:hAnsi="Times New Roman"/>
+                <w:b/>
+                <w:bCs/>
+                <w:sz w:val="20"/>
+                <w:szCs w:val="20"/>
+                <w:lang w:val="id-ID"/>
+              </w:rPr>
+              <w:t xml:space="preserve">ω</w:t>
+            </w:r>
+            <w:r>
+              <w:rPr>
+                <w:rFonts w:ascii="Times New Roman" w:hAnsi="Times New Roman"/>
+                <w:b/>
+                <w:bCs/>
+                <w:sz w:val="20"/>
+                <w:szCs w:val="20"/>
+                <w:lang w:val="id-ID"/>
+                <w:vertAlign w:val="subscript"/>
+              </w:rPr>
+              <w:t xml:space="preserve">a</w:t>
+            </w:r>
+            <w:r>
+              <w:rPr>
+                <w:rFonts w:ascii="Times New Roman" w:hAnsi="Times New Roman"/>
+                <w:b/>
+                <w:bCs/>
+                <w:sz w:val="20"/>
+                <w:szCs w:val="20"/>
+                <w:lang w:val="id-ID"/>
+              </w:rPr>
+              <w:t xml:space="preserve">* = </w:t>
+            </w:r>
+            <w:r>
+              <w:rPr>
+                <w:rFonts w:ascii="Times New Roman" w:hAnsi="Times New Roman"/>
+                <w:b/>
+                <w:bCs/>
+                <w:sz w:val="20"/>
+                <w:szCs w:val="20"/>
+                <w:lang w:val="id-ID"/>
+              </w:rPr>
+              <w:t xml:space="preserve">ω</w:t>
+            </w:r>
+            <w:r>
+              <w:rPr>
+                <w:rFonts w:ascii="Times New Roman" w:hAnsi="Times New Roman"/>
+                <w:b/>
+                <w:bCs/>
+                <w:sz w:val="20"/>
+                <w:szCs w:val="20"/>
+                <w:lang w:val="id-ID"/>
+                <w:vertAlign w:val="subscript"/>
+              </w:rPr>
+              <w:t xml:space="preserve">target</w:t>
+            </w:r>
+            <w:r>
+              <w:rPr>
+                <w:rFonts w:ascii="Times New Roman" w:hAnsi="Times New Roman"/>
+                <w:b/>
+                <w:bCs/>
+                <w:sz w:val="20"/>
+                <w:szCs w:val="20"/>
+                <w:lang w:val="id-ID"/>
+              </w:rPr>
+              <w:t xml:space="preserve">/(1+μ)</w:t>
             </w:r>
             <w:r>
               <w:rPr>
@@ -2358,7 +2460,41 @@
                 <w:szCs w:val="20"/>
                 <w:lang w:val="id-ID"/>
               </w:rPr>
-              <w:t>damping ratio optimal ζ_a* = √(3μ/(8(1+μ)³))</w:t>
+              <w:t xml:space="preserve">damping ratio optimal </w:t>
+            </w:r>
+            <w:r>
+              <w:rPr>
+                <w:rFonts w:ascii="Times New Roman" w:hAnsi="Times New Roman"/>
+                <w:b/>
+                <w:bCs/>
+                <w:sz w:val="20"/>
+                <w:szCs w:val="20"/>
+                <w:lang w:val="id-ID"/>
+              </w:rPr>
+              <w:t xml:space="preserve">ζ</w:t>
+            </w:r>
+            <w:r>
+              <w:rPr>
+                <w:rFonts w:ascii="Times New Roman" w:hAnsi="Times New Roman"/>
+                <w:b/>
+                <w:bCs/>
+                <w:sz w:val="20"/>
+                <w:szCs w:val="20"/>
+                <w:lang w:val="id-ID"/>
+                <w:vertAlign w:val="subscript"/>
+              </w:rPr>
+              <w:t xml:space="preserve">a</w:t>
+            </w:r>
+            <w:r>
+              <w:rPr>
+                <w:rFonts w:ascii="Times New Roman" w:hAnsi="Times New Roman"/>
+                <w:b/>
+                <w:bCs/>
+                <w:sz w:val="20"/>
+                <w:szCs w:val="20"/>
+                <w:lang w:val="id-ID"/>
+              </w:rPr>
+              <w:t xml:space="preserve">* = √(3μ/(8(1+μ)³))</w:t>
             </w:r>
             <w:r>
               <w:rPr>
@@ -2387,7 +2523,35 @@
                 <w:szCs w:val="20"/>
                 <w:lang w:val="id-ID"/>
               </w:rPr>
-              <w:t xml:space="preserve"> di sekitar ω_target di antara dua puncak resonansi baru (lihat kurva respons pada P1).</w:t>
+              <w:t xml:space="preserve"> di sekitar </w:t>
+            </w:r>
+            <w:r>
+              <w:rPr>
+                <w:rFonts w:ascii="Times New Roman" w:hAnsi="Times New Roman"/>
+                <w:sz w:val="20"/>
+                <w:szCs w:val="20"/>
+                <w:lang w:val="id-ID"/>
+              </w:rPr>
+              <w:t xml:space="preserve">ω</w:t>
+            </w:r>
+            <w:r>
+              <w:rPr>
+                <w:rFonts w:ascii="Times New Roman" w:hAnsi="Times New Roman"/>
+                <w:sz w:val="20"/>
+                <w:szCs w:val="20"/>
+                <w:lang w:val="id-ID"/>
+                <w:vertAlign w:val="subscript"/>
+              </w:rPr>
+              <w:t xml:space="preserve">target</w:t>
+            </w:r>
+            <w:r>
+              <w:rPr>
+                <w:rFonts w:ascii="Times New Roman" w:hAnsi="Times New Roman"/>
+                <w:sz w:val="20"/>
+                <w:szCs w:val="20"/>
+                <w:lang w:val="id-ID"/>
+              </w:rPr>
+              <w:t xml:space="preserve"> di antara dua puncak resonansi baru (lihat kurva respons pada P1).</w:t>
             </w:r>
           </w:p>
         </w:tc>
@@ -3851,7 +4015,41 @@
                 <w:szCs w:val="20"/>
                 <w:lang w:val="id-ID"/>
               </w:rPr>
-              <w:t>v_rms = 1.5 + 0.1N mm/s</w:t>
+              <w:t xml:space="preserve"/>
+            </w:r>
+            <w:r>
+              <w:rPr>
+                <w:rFonts w:ascii="Times New Roman" w:hAnsi="Times New Roman"/>
+                <w:b/>
+                <w:bCs/>
+                <w:sz w:val="20"/>
+                <w:szCs w:val="20"/>
+                <w:lang w:val="id-ID"/>
+              </w:rPr>
+              <w:t xml:space="preserve">v</w:t>
+            </w:r>
+            <w:r>
+              <w:rPr>
+                <w:rFonts w:ascii="Times New Roman" w:hAnsi="Times New Roman"/>
+                <w:b/>
+                <w:bCs/>
+                <w:sz w:val="20"/>
+                <w:szCs w:val="20"/>
+                <w:lang w:val="id-ID"/>
+                <w:vertAlign w:val="subscript"/>
+              </w:rPr>
+              <w:t xml:space="preserve">rms</w:t>
+            </w:r>
+            <w:r>
+              <w:rPr>
+                <w:rFonts w:ascii="Times New Roman" w:hAnsi="Times New Roman"/>
+                <w:b/>
+                <w:bCs/>
+                <w:sz w:val="20"/>
+                <w:szCs w:val="20"/>
+                <w:lang w:val="id-ID"/>
+              </w:rPr>
+              <w:t xml:space="preserve"> = 1.5 + 0.1N mm/s</w:t>
             </w:r>
             <w:r>
               <w:rPr>
@@ -4195,7 +4393,41 @@
                 <w:szCs w:val="20"/>
                 <w:lang w:val="id-ID"/>
               </w:rPr>
-              <w:t>f_max = 200 + 3N Hz</w:t>
+              <w:t xml:space="preserve"/>
+            </w:r>
+            <w:r>
+              <w:rPr>
+                <w:rFonts w:ascii="Times New Roman" w:hAnsi="Times New Roman"/>
+                <w:b/>
+                <w:bCs/>
+                <w:sz w:val="20"/>
+                <w:szCs w:val="20"/>
+                <w:lang w:val="id-ID"/>
+              </w:rPr>
+              <w:t xml:space="preserve">f</w:t>
+            </w:r>
+            <w:r>
+              <w:rPr>
+                <w:rFonts w:ascii="Times New Roman" w:hAnsi="Times New Roman"/>
+                <w:b/>
+                <w:bCs/>
+                <w:sz w:val="20"/>
+                <w:szCs w:val="20"/>
+                <w:lang w:val="id-ID"/>
+                <w:vertAlign w:val="subscript"/>
+              </w:rPr>
+              <w:t xml:space="preserve">max</w:t>
+            </w:r>
+            <w:r>
+              <w:rPr>
+                <w:rFonts w:ascii="Times New Roman" w:hAnsi="Times New Roman"/>
+                <w:b/>
+                <w:bCs/>
+                <w:sz w:val="20"/>
+                <w:szCs w:val="20"/>
+                <w:lang w:val="id-ID"/>
+              </w:rPr>
+              <w:t xml:space="preserve"> = 200 + 3N Hz</w:t>
             </w:r>
             <w:r>
               <w:rPr>
@@ -4215,7 +4447,30 @@
                 <w:szCs w:val="20"/>
                 <w:lang w:val="id-ID"/>
               </w:rPr>
-              <w:t>sample rate minimum fs = 2·f_max</w:t>
+              <w:t xml:space="preserve">sample rate minimum fs = 2·</w:t>
+            </w:r>
+            <w:r>
+              <w:rPr>
+                <w:rFonts w:ascii="Times New Roman" w:hAnsi="Times New Roman"/>
+                <w:b/>
+                <w:bCs/>
+                <w:sz w:val="20"/>
+                <w:szCs w:val="20"/>
+                <w:lang w:val="id-ID"/>
+              </w:rPr>
+              <w:t xml:space="preserve">f</w:t>
+            </w:r>
+            <w:r>
+              <w:rPr>
+                <w:rFonts w:ascii="Times New Roman" w:hAnsi="Times New Roman"/>
+                <w:b/>
+                <w:bCs/>
+                <w:sz w:val="20"/>
+                <w:szCs w:val="20"/>
+                <w:lang w:val="id-ID"/>
+                <w:vertAlign w:val="subscript"/>
+              </w:rPr>
+              <w:t xml:space="preserve">max</w:t>
             </w:r>
             <w:r>
               <w:rPr>
@@ -4338,7 +4593,41 @@
                 <w:szCs w:val="20"/>
                 <w:lang w:val="id-ID"/>
               </w:rPr>
-              <w:t>f_max = 50 + 2N Hz</w:t>
+              <w:t xml:space="preserve"/>
+            </w:r>
+            <w:r>
+              <w:rPr>
+                <w:rFonts w:ascii="Times New Roman" w:hAnsi="Times New Roman"/>
+                <w:b/>
+                <w:bCs/>
+                <w:sz w:val="20"/>
+                <w:szCs w:val="20"/>
+                <w:lang w:val="id-ID"/>
+              </w:rPr>
+              <w:t xml:space="preserve">f</w:t>
+            </w:r>
+            <w:r>
+              <w:rPr>
+                <w:rFonts w:ascii="Times New Roman" w:hAnsi="Times New Roman"/>
+                <w:b/>
+                <w:bCs/>
+                <w:sz w:val="20"/>
+                <w:szCs w:val="20"/>
+                <w:lang w:val="id-ID"/>
+                <w:vertAlign w:val="subscript"/>
+              </w:rPr>
+              <w:t xml:space="preserve">max</w:t>
+            </w:r>
+            <w:r>
+              <w:rPr>
+                <w:rFonts w:ascii="Times New Roman" w:hAnsi="Times New Roman"/>
+                <w:b/>
+                <w:bCs/>
+                <w:sz w:val="20"/>
+                <w:szCs w:val="20"/>
+                <w:lang w:val="id-ID"/>
+              </w:rPr>
+              <w:t xml:space="preserve"> = 50 + 2N Hz</w:t>
             </w:r>
             <w:r>
               <w:rPr>
@@ -4387,7 +4676,35 @@
                 <w:szCs w:val="20"/>
                 <w:lang w:val="id-ID"/>
               </w:rPr>
-              <w:t xml:space="preserve"> (syarat fs ≥ 2·f_max). Tunjukkan substitusi nilai N Anda dan tuliskan kesimpulannya.</w:t>
+              <w:t xml:space="preserve"> (syarat fs ≥ 2·</w:t>
+            </w:r>
+            <w:r>
+              <w:rPr>
+                <w:rFonts w:ascii="Times New Roman" w:hAnsi="Times New Roman"/>
+                <w:sz w:val="20"/>
+                <w:szCs w:val="20"/>
+                <w:lang w:val="id-ID"/>
+              </w:rPr>
+              <w:t xml:space="preserve">f</w:t>
+            </w:r>
+            <w:r>
+              <w:rPr>
+                <w:rFonts w:ascii="Times New Roman" w:hAnsi="Times New Roman"/>
+                <w:sz w:val="20"/>
+                <w:szCs w:val="20"/>
+                <w:lang w:val="id-ID"/>
+                <w:vertAlign w:val="subscript"/>
+              </w:rPr>
+              <w:t xml:space="preserve">max</w:t>
+            </w:r>
+            <w:r>
+              <w:rPr>
+                <w:rFonts w:ascii="Times New Roman" w:hAnsi="Times New Roman"/>
+                <w:sz w:val="20"/>
+                <w:szCs w:val="20"/>
+                <w:lang w:val="id-ID"/>
+              </w:rPr>
+              <w:t xml:space="preserve">). Tunjukkan substitusi nilai N Anda dan tuliskan kesimpulannya.</w:t>
             </w:r>
           </w:p>
         </w:tc>
@@ -4520,18 +4837,80 @@
                 <w:szCs w:val="20"/>
                 <w:lang w:val="id-ID"/>
               </w:rPr>
-              <w:t xml:space="preserve"> (N_samples = fs·T). Hitung </w:t>
-            </w:r>
-            <w:r>
-              <w:rPr>
-                <w:rFonts w:ascii="Times New Roman" w:hAnsi="Times New Roman"/>
-                <w:b/>
-                <w:bCs/>
-                <w:sz w:val="20"/>
-                <w:szCs w:val="20"/>
-                <w:lang w:val="id-ID"/>
-              </w:rPr>
-              <w:t>resolusi frekuensi Δf = fs/N_samples = 1/T</w:t>
+              <w:t xml:space="preserve"> (</w:t>
+            </w:r>
+            <w:r>
+              <w:rPr>
+                <w:rFonts w:ascii="Times New Roman" w:hAnsi="Times New Roman"/>
+                <w:sz w:val="20"/>
+                <w:szCs w:val="20"/>
+                <w:lang w:val="id-ID"/>
+              </w:rPr>
+              <w:t xml:space="preserve">N</w:t>
+            </w:r>
+            <w:r>
+              <w:rPr>
+                <w:rFonts w:ascii="Times New Roman" w:hAnsi="Times New Roman"/>
+                <w:sz w:val="20"/>
+                <w:szCs w:val="20"/>
+                <w:lang w:val="id-ID"/>
+                <w:vertAlign w:val="subscript"/>
+              </w:rPr>
+              <w:t xml:space="preserve">samples</w:t>
+            </w:r>
+            <w:r>
+              <w:rPr>
+                <w:rFonts w:ascii="Times New Roman" w:hAnsi="Times New Roman"/>
+                <w:sz w:val="20"/>
+                <w:szCs w:val="20"/>
+                <w:lang w:val="id-ID"/>
+              </w:rPr>
+              <w:t xml:space="preserve"> = fs·T). Hitung </w:t>
+            </w:r>
+            <w:r>
+              <w:rPr>
+                <w:rFonts w:ascii="Times New Roman" w:hAnsi="Times New Roman"/>
+                <w:b/>
+                <w:bCs/>
+                <w:sz w:val="20"/>
+                <w:szCs w:val="20"/>
+                <w:lang w:val="id-ID"/>
+              </w:rPr>
+              <w:t xml:space="preserve">resolusi frekuensi Δf = fs/</w:t>
+            </w:r>
+            <w:r>
+              <w:rPr>
+                <w:rFonts w:ascii="Times New Roman" w:hAnsi="Times New Roman"/>
+                <w:b/>
+                <w:bCs/>
+                <w:sz w:val="20"/>
+                <w:szCs w:val="20"/>
+                <w:lang w:val="id-ID"/>
+              </w:rPr>
+              <w:t xml:space="preserve">N</w:t>
+            </w:r>
+            <w:r>
+              <w:rPr>
+                <w:rFonts w:ascii="Times New Roman" w:hAnsi="Times New Roman"/>
+                <w:b/>
+                <w:bCs/>
+                <w:sz w:val="20"/>
+                <w:szCs w:val="20"/>
+                <w:lang w:val="id-ID"/>
+                <w:vertAlign w:val="subscript"/>
+              </w:rPr>
+              <w:t xml:space="preserve">samples</w:t>
+            </w:r>
+            <w:r>
+              <w:rPr>
+                <w:rFonts w:ascii="Times New Roman" w:hAnsi="Times New Roman"/>
+                <w:b/>
+                <w:bCs/>
+                <w:sz w:val="20"/>
+                <w:szCs w:val="20"/>
+                <w:lang w:val="id-ID"/>
+              </w:rPr>
+              <w:t xml:space="preserve"> = 1/T</w:t>
             </w:r>
             <w:r>
               <w:rPr>
@@ -4876,7 +5255,35 @@
                 <w:szCs w:val="20"/>
                 <w:lang w:val="id-ID"/>
               </w:rPr>
-              <w:t xml:space="preserve"> (tanpa normalisasi, integer ≈ A·N_samples/2) menggunakan np.fft.rfft.</w:t>
+              <w:t xml:space="preserve"> (tanpa normalisasi, integer ≈ A·</w:t>
+            </w:r>
+            <w:r>
+              <w:rPr>
+                <w:rFonts w:ascii="Times New Roman" w:hAnsi="Times New Roman"/>
+                <w:sz w:val="20"/>
+                <w:szCs w:val="20"/>
+                <w:lang w:val="id-ID"/>
+              </w:rPr>
+              <w:t xml:space="preserve">N</w:t>
+            </w:r>
+            <w:r>
+              <w:rPr>
+                <w:rFonts w:ascii="Times New Roman" w:hAnsi="Times New Roman"/>
+                <w:sz w:val="20"/>
+                <w:szCs w:val="20"/>
+                <w:lang w:val="id-ID"/>
+                <w:vertAlign w:val="subscript"/>
+              </w:rPr>
+              <w:t xml:space="preserve">samples</w:t>
+            </w:r>
+            <w:r>
+              <w:rPr>
+                <w:rFonts w:ascii="Times New Roman" w:hAnsi="Times New Roman"/>
+                <w:sz w:val="20"/>
+                <w:szCs w:val="20"/>
+                <w:lang w:val="id-ID"/>
+              </w:rPr>
+              <w:t xml:space="preserve">/2) menggunakan np.fft.rfft.</w:t>
             </w:r>
             <w:r>
               <w:rPr>
